--- a/testakten/statusfeststellung-gmbh-geschaeftsfuehrer-minderheit-erlangen/15_c0031_statusfeststellungsantrag.docx
+++ b/testakten/statusfeststellung-gmbh-geschaeftsfuehrer-minderheit-erlangen/15_c0031_statusfeststellungsantrag.docx
@@ -143,7 +143,7 @@
                 <w:rFonts w:ascii="Times New Roman" w:hAnsi="Times New Roman"/>
                 <w:sz w:val="20"/>
               </w:rPr>
-              <w:t>Henkestrasse 91, 91054 Erlangen</w:t>
+              <w:t>Henkestraße 91, 91054 Erlangen</w:t>
             </w:r>
           </w:p>
         </w:tc>
@@ -187,7 +187,7 @@
         <w:pStyle w:val="Heading2"/>
       </w:pPr>
       <w:r>
-        <w:t>2 Angaben zur Person, ueber deren Status entschieden werden soll</w:t>
+        <w:t>2 Angaben zur Person, über deren Status entschieden werden soll</w:t>
       </w:r>
     </w:p>
     <w:tbl>
@@ -325,7 +325,7 @@
                 <w:rFonts w:ascii="Times New Roman" w:hAnsi="Times New Roman"/>
                 <w:sz w:val="20"/>
               </w:rPr>
-              <w:t>Geschaeftsfuehrer</w:t>
+              <w:t>Geschäftsführer</w:t>
             </w:r>
           </w:p>
         </w:tc>
@@ -374,7 +374,7 @@
                 <w:rFonts w:ascii="Times New Roman" w:hAnsi="Times New Roman"/>
                 <w:sz w:val="20"/>
               </w:rPr>
-              <w:t>Beginn der Taetigkeit als Geschaeftsfuehrer</w:t>
+              <w:t>Beginn der Tätigkeit als Geschäftsführer</w:t>
             </w:r>
           </w:p>
         </w:tc>
@@ -412,7 +412,7 @@
           <w:i w:val="0"/>
           <w:sz w:val="22"/>
         </w:rPr>
-        <w:t>3.1 Verfuegt die Person ueber mindestens 50 Prozent der Stimmrechte? Antwort: Nein, 32 Prozent.</w:t>
+        <w:t>3.1 Verfügt die Person über mindestens 50 Prozent der Stimmrechte? Antwort: Nein, 32 Prozent.</w:t>
       </w:r>
     </w:p>
     <w:p>
@@ -423,7 +423,7 @@
           <w:i w:val="0"/>
           <w:sz w:val="22"/>
         </w:rPr>
-        <w:t>3.2 Verfuegt die Person ueber eine im Gesellschaftsvertrag verankerte Sperrminoritaet, mit der sie ihr nicht genehme Weisungen verhindern kann? Antwort: Eingeschraenkt, siehe Anlage Gesellschaftsvertrag Paragraf 6.5 (Sperrminoritaet im Ressort Entwicklung, eingefuehrt 2025), nicht umfassend.</w:t>
+        <w:t>3.2 Verfügt die Person über eine im Gesellschaftsvertrag verankerte Sperrminorität, mit der sie ihr nicht genehme Weisungen verhindern kann? Antwort: Eingeschränkt, siehe Anlage Gesellschaftsvertrag Paragraf 6.5 (Sperrminorität im Ressort Entwicklung, eingeführt 2025), nicht umfassend.</w:t>
       </w:r>
     </w:p>
     <w:p>
@@ -453,7 +453,7 @@
           <w:i w:val="0"/>
           <w:sz w:val="22"/>
         </w:rPr>
-        <w:t>4.2 Erhaelt die Person Urlaub und Entgeltfortzahlung im Krankheitsfall wie ein Arbeitnehmer? Antwort: Ja, 30 Tage Urlaub und sechs Wochen Entgeltfortzahlung laut Anstellungsvertrag Ziffer 4.</w:t>
+        <w:t>4.2 Erhält die Person Urlaub und Entgeltfortzahlung im Krankheitsfall wie ein Arbeitnehmer? Antwort: Ja, 30 Tage Urlaub und sechs Wochen Entgeltfortzahlung laut Anstellungsvertrag Ziffer 4.</w:t>
       </w:r>
     </w:p>
     <w:p>
@@ -472,7 +472,7 @@
           <w:i w:val="0"/>
           <w:sz w:val="22"/>
         </w:rPr>
-        <w:t>5.1 Traegt die Person ein Unternehmerrisiko, insbesondere durch Kapitaleinsatz oder Buergschaften? Antwort: Ja, persoenliche Buergschaft ueber 400000,00 EUR gegenueber der Hausbank der Gesellschaft, siehe Anlage Buergschaftsurkunde.</w:t>
+        <w:t>5.1 Trägt die Person ein Unternehmerrisiko, insbesondere durch Kapitaleinsatz oder Bürgschaften? Antwort: Ja, persönliche Bürgschaft über 400000,00 EUR gegenüber der Hausbank der Gesellschaft, siehe Anlage Bürgschaftsurkunde.</w:t>
       </w:r>
     </w:p>
     <w:p>
@@ -483,7 +483,7 @@
           <w:i w:val="0"/>
           <w:sz w:val="22"/>
         </w:rPr>
-        <w:t>5.2 Ist die Verguetung erfolgsabhaengig oder gewinnbezogen? Antwort: Feste Verguetung von 12000,00 EUR monatlich, zusaetzlich variable Verguetung bis 40000,00 EUR jaehrlich nach Meilensteinen.</w:t>
+        <w:t>5.2 Ist die Vergütung erfolgsabhängig oder gewinnbezogen? Antwort: Feste Vergütung von 12000,00 EUR monatlich, zusätzlich variable Vergütung bis 40000,00 EUR jährlich nach Meilensteinen.</w:t>
       </w:r>
     </w:p>
     <w:p>
@@ -491,7 +491,7 @@
         <w:pStyle w:val="Heading2"/>
       </w:pPr>
       <w:r>
-        <w:t>6 Erklaerung der Antragstellerin</w:t>
+        <w:t>6 Erklärung der Antragstellerin</w:t>
       </w:r>
     </w:p>
     <w:p>
@@ -502,7 +502,7 @@
           <w:i w:val="0"/>
           <w:sz w:val="22"/>
         </w:rPr>
-        <w:t>Die Neuralis MedTech GmbH erklaert, dass die vorstehenden Angaben nach bestem Wissen vollstaendig und richtig sind. Anlagen: Gesellschaftsvertrag, Geschaeftsfuehrervertrag, Handelsregisterauszug, Buergschaftsurkunde (in Kopie).</w:t>
+        <w:t>Die Neuralis MedTech GmbH erklärt, dass die vorstehenden Angaben nach bestem Wissen vollständig und richtig sind. Anlagen: Gesellschaftsvertrag, Geschäftsführervertrag, Handelsregisterauszug, Bürgschaftsurkunde (in Kopie).</w:t>
       </w:r>
     </w:p>
     <w:p>
@@ -513,28 +513,104 @@
           <w:i w:val="0"/>
           <w:sz w:val="22"/>
         </w:rPr>
-        <w:t>Erlangen, den 01.09.2023 - Fuer die Neuralis MedTech GmbH: Caroline Benkert, CFO</w:t>
-      </w:r>
-    </w:p>
-    <w:p>
-      <w:r>
-        <w:rPr>
-          <w:rFonts w:ascii="Times New Roman" w:hAnsi="Times New Roman"/>
-          <w:b w:val="0"/>
-          <w:i w:val="0"/>
-          <w:sz w:val="22"/>
-        </w:rPr>
-        <w:t>Formathinweis: Dieses Aktenstück wird in Times New Roman, 11 pt, mit ausschließlich dezimaler Gliederung ausgegeben.</w:t>
+        <w:t>Erlangen, den 01.09.2023 - Für die Neuralis MedTech GmbH: Caroline Benkert, CFO</w:t>
       </w:r>
     </w:p>
     <w:sectPr>
-      <w:pgSz w:w="12240" w:h="15840"/>
-      <w:pgMar w:top="1440" w:right="1800" w:bottom="1440" w:left="1800" w:header="720" w:footer="720" w:gutter="0"/>
+      <w:headerReference w:type="default" r:id="rId9"/>
+      <w:footerReference w:type="default" r:id="rId10"/>
+      <w:pgSz w:w="11906" w:h="16838"/>
+      <w:pgMar w:top="1440" w:right="1800" w:bottom="1440" w:left="1800" w:header="680" w:footer="567" w:gutter="0"/>
       <w:cols w:space="720"/>
       <w:docGrid w:linePitch="360"/>
     </w:sectPr>
   </w:body>
 </w:document>
+</file>
+
+<file path=word/footer1.xml><?xml version="1.0" encoding="utf-8"?>
+<w:ftr xmlns:m="http://schemas.openxmlformats.org/officeDocument/2006/math" xmlns:mc="http://schemas.openxmlformats.org/markup-compatibility/2006" xmlns:mo="http://schemas.microsoft.com/office/mac/office/2008/main" xmlns:mv="urn:schemas-microsoft-com:mac:vml" xmlns:o="urn:schemas-microsoft-com:office:office" xmlns:r="http://schemas.openxmlformats.org/officeDocument/2006/relationships" xmlns:v="urn:schemas-microsoft-com:vml" xmlns:w10="urn:schemas-microsoft-com:office:word" xmlns:w14="http://schemas.microsoft.com/office/word/2010/wordml" xmlns:w="http://schemas.openxmlformats.org/wordprocessingml/2006/main" xmlns:wne="http://schemas.microsoft.com/office/word/2006/wordml" xmlns:wp14="http://schemas.microsoft.com/office/word/2010/wordprocessingDrawing" xmlns:wp="http://schemas.openxmlformats.org/drawingml/2006/wordprocessingDrawing" xmlns:wpc="http://schemas.microsoft.com/office/word/2010/wordprocessingCanvas" xmlns:wpg="http://schemas.microsoft.com/office/word/2010/wordprocessingGroup" xmlns:wpi="http://schemas.microsoft.com/office/word/2010/wordprocessingInk" xmlns:wps="http://schemas.microsoft.com/office/word/2010/wordprocessingShape" mc:Ignorable="w14 wp14">
+  <w:p>
+    <w:pPr>
+      <w:pStyle w:val="Footer"/>
+      <w:tabs>
+        <w:tab w:pos="9071" w:val="right"/>
+      </w:tabs>
+      <w:jc w:val="left"/>
+    </w:pPr>
+    <w:r>
+      <w:rPr>
+        <w:rFonts w:ascii="Times New Roman" w:hAnsi="Times New Roman"/>
+        <w:color w:val="6B6B66"/>
+        <w:sz w:val="16"/>
+      </w:rPr>
+    </w:r>
+    <w:r>
+      <w:rPr>
+        <w:rFonts w:ascii="Times New Roman" w:hAnsi="Times New Roman"/>
+        <w:color w:val="6B6B66"/>
+        <w:sz w:val="16"/>
+      </w:rPr>
+      <w:t>Deutsche Rentenversicherung Bund</w:t>
+    </w:r>
+    <w:r>
+      <w:rPr>
+        <w:rFonts w:ascii="Times New Roman" w:hAnsi="Times New Roman"/>
+        <w:color w:val="6B6B66"/>
+        <w:sz w:val="16"/>
+      </w:rPr>
+      <w:tab/>
+      <w:t xml:space="preserve">Seite </w:t>
+    </w:r>
+    <w:r>
+      <w:rPr>
+        <w:rFonts w:ascii="Times New Roman" w:hAnsi="Times New Roman"/>
+        <w:color w:val="6B6B66"/>
+        <w:sz w:val="16"/>
+      </w:rPr>
+      <w:fldChar w:fldCharType="begin"/>
+      <w:instrText xml:space="preserve"> PAGE </w:instrText>
+      <w:fldChar w:fldCharType="end"/>
+    </w:r>
+  </w:p>
+</w:ftr>
+</file>
+
+<file path=word/header1.xml><?xml version="1.0" encoding="utf-8"?>
+<w:hdr xmlns:m="http://schemas.openxmlformats.org/officeDocument/2006/math" xmlns:mc="http://schemas.openxmlformats.org/markup-compatibility/2006" xmlns:mo="http://schemas.microsoft.com/office/mac/office/2008/main" xmlns:mv="urn:schemas-microsoft-com:mac:vml" xmlns:o="urn:schemas-microsoft-com:office:office" xmlns:r="http://schemas.openxmlformats.org/officeDocument/2006/relationships" xmlns:v="urn:schemas-microsoft-com:vml" xmlns:w10="urn:schemas-microsoft-com:office:word" xmlns:w14="http://schemas.microsoft.com/office/word/2010/wordml" xmlns:w="http://schemas.openxmlformats.org/wordprocessingml/2006/main" xmlns:wne="http://schemas.microsoft.com/office/word/2006/wordml" xmlns:wp14="http://schemas.microsoft.com/office/word/2010/wordprocessingDrawing" xmlns:wp="http://schemas.openxmlformats.org/drawingml/2006/wordprocessingDrawing" xmlns:wpc="http://schemas.microsoft.com/office/word/2010/wordprocessingCanvas" xmlns:wpg="http://schemas.microsoft.com/office/word/2010/wordprocessingGroup" xmlns:wpi="http://schemas.microsoft.com/office/word/2010/wordprocessingInk" xmlns:wps="http://schemas.microsoft.com/office/word/2010/wordprocessingShape" mc:Ignorable="w14 wp14">
+  <w:p>
+    <w:pPr>
+      <w:pStyle w:val="Header"/>
+      <w:jc w:val="left"/>
+    </w:pPr>
+    <w:r/>
+    <w:r>
+      <w:rPr>
+        <w:rFonts w:ascii="Times New Roman" w:hAnsi="Times New Roman"/>
+        <w:b/>
+        <w:color w:val="3B3F45"/>
+        <w:sz w:val="24"/>
+      </w:rPr>
+      <w:t>Deutsche Rentenversicherung Bund</w:t>
+    </w:r>
+  </w:p>
+  <w:p>
+    <w:pPr>
+      <w:jc w:val="left"/>
+      <w:pBdr>
+        <w:bottom w:val="single" w:sz="6" w:space="2" w:color="3B3F45"/>
+      </w:pBdr>
+    </w:pPr>
+    <w:r>
+      <w:rPr>
+        <w:rFonts w:ascii="Times New Roman" w:hAnsi="Times New Roman"/>
+        <w:color w:val="6B6B66"/>
+        <w:sz w:val="16"/>
+      </w:rPr>
+      <w:t>Clearingstelle, 10704 Berlin · Aktenzeichen: SV-2023-771402-VOGT</w:t>
+    </w:r>
+  </w:p>
+</w:hdr>
 </file>
 
 <file path=word/numbering.xml><?xml version="1.0" encoding="utf-8"?>
